--- a/docs/as-built/docx/rbac.docx
+++ b/docs/as-built/docx/rbac.docx
@@ -880,7 +880,7 @@
               <a:graphicData uri="http://schemas.openxmlformats.org/drawingml/2006/picture">
                 <pic:pic>
                   <pic:nvPicPr>
-                    <pic:cNvPr descr="/tmp/docximg-dY8fbM/rbac_md_1.png" id="22" name="Picture"/>
+                    <pic:cNvPr descr="/tmp/docximg-d8ZS2x/rbac_md_1.png" id="22" name="Picture"/>
                     <pic:cNvPicPr>
                       <a:picLocks noChangeArrowheads="1" noChangeAspect="1"/>
                     </pic:cNvPicPr>
@@ -951,7 +951,7 @@
               <a:graphicData uri="http://schemas.openxmlformats.org/drawingml/2006/picture">
                 <pic:pic>
                   <pic:nvPicPr>
-                    <pic:cNvPr descr="/tmp/docximg-dY8fbM/rbac_md_2.png" id="25" name="Picture"/>
+                    <pic:cNvPr descr="/tmp/docximg-d8ZS2x/rbac_md_2.png" id="25" name="Picture"/>
                     <pic:cNvPicPr>
                       <a:picLocks noChangeArrowheads="1" noChangeAspect="1"/>
                     </pic:cNvPicPr>
@@ -2002,7 +2002,7 @@
               <a:graphicData uri="http://schemas.openxmlformats.org/drawingml/2006/picture">
                 <pic:pic>
                   <pic:nvPicPr>
-                    <pic:cNvPr descr="/tmp/docximg-dY8fbM/rbac_md_3.png" id="35" name="Picture"/>
+                    <pic:cNvPr descr="/tmp/docximg-d8ZS2x/rbac_md_3.png" id="35" name="Picture"/>
                     <pic:cNvPicPr>
                       <a:picLocks noChangeArrowheads="1" noChangeAspect="1"/>
                     </pic:cNvPicPr>
@@ -16532,13 +16532,13 @@
       </w:r>
     </w:p>
     <w:bookmarkEnd w:id="54"/>
-    <w:bookmarkStart w:id="55" w:name="X89de12bcbda887c6ec5ea5eed2f747bbdb3a288"/>
+    <w:bookmarkStart w:id="55" w:name="Xbdb564fcab6f6f71ef61f22280b7304c50ca780"/>
     <w:p>
       <w:pPr>
         <w:pStyle w:val="Heading2"/>
       </w:pPr>
       <w:r>
-        <w:t xml:space="preserve">6. Processes</w:t>
+        <w:t xml:space="preserve">6. Processes &amp; ops console</w:t>
       </w:r>
     </w:p>
     <w:p>
@@ -16549,6 +16549,211 @@
         <w:t xml:space="preserve">Synchronous guards; no workflow.</w:t>
       </w:r>
     </w:p>
+    <w:p>
+      <w:pPr>
+        <w:pStyle w:val="BodyText"/>
+      </w:pPr>
+      <w:r>
+        <w:rPr>
+          <w:bCs/>
+          <w:b/>
+        </w:rPr>
+        <w:t xml:space="preserve">Ops console</w:t>
+      </w:r>
+      <w:r>
+        <w:t xml:space="preserve"> </w:t>
+      </w:r>
+      <w:r>
+        <w:t xml:space="preserve">—</w:t>
+      </w:r>
+      <w:r>
+        <w:t xml:space="preserve"> </w:t>
+      </w:r>
+      <w:r>
+        <w:rPr>
+          <w:rStyle w:val="VerbatimChar"/>
+        </w:rPr>
+        <w:t xml:space="preserve">sophix:rbac:*</w:t>
+      </w:r>
+      <w:r>
+        <w:t xml:space="preserve">, read-only wrappers over the Spatie models (no grant writes):</w:t>
+      </w:r>
+    </w:p>
+    <w:tbl>
+      <w:tblPr>
+        <w:tblStyle w:val="Table"/>
+        <w:tblW w:type="auto" w:w="0"/>
+        <w:tblLook w:firstRow="1" w:lastRow="0" w:firstColumn="0" w:lastColumn="0" w:noHBand="0" w:noVBand="0" w:val="0020"/>
+        <w:jc w:val="start"/>
+      </w:tblPr>
+      <w:tblGrid>
+        <w:gridCol w:w="2640"/>
+        <w:gridCol w:w="2640"/>
+        <w:gridCol w:w="2640"/>
+      </w:tblGrid>
+      <w:tr>
+        <w:trPr>
+          <w:tblHeader w:val="true"/>
+        </w:trPr>
+        <w:tc>
+          <w:tcPr/>
+          <w:p>
+            <w:pPr>
+              <w:pStyle w:val="Compact"/>
+              <w:jc w:val="left"/>
+            </w:pPr>
+            <w:r>
+              <w:t xml:space="preserve">Command</w:t>
+            </w:r>
+          </w:p>
+        </w:tc>
+        <w:tc>
+          <w:tcPr/>
+          <w:p>
+            <w:pPr>
+              <w:pStyle w:val="Compact"/>
+              <w:jc w:val="left"/>
+            </w:pPr>
+            <w:r>
+              <w:t xml:space="preserve">Kind</w:t>
+            </w:r>
+          </w:p>
+        </w:tc>
+        <w:tc>
+          <w:tcPr/>
+          <w:p>
+            <w:pPr>
+              <w:pStyle w:val="Compact"/>
+              <w:jc w:val="left"/>
+            </w:pPr>
+            <w:r>
+              <w:t xml:space="preserve">Does</w:t>
+            </w:r>
+          </w:p>
+        </w:tc>
+      </w:tr>
+      <w:tr>
+        <w:tc>
+          <w:tcPr/>
+          <w:p>
+            <w:pPr>
+              <w:pStyle w:val="Compact"/>
+              <w:jc w:val="left"/>
+            </w:pPr>
+            <w:r>
+              <w:rPr>
+                <w:rStyle w:val="VerbatimChar"/>
+              </w:rPr>
+              <w:t xml:space="preserve">roles [--guard]</w:t>
+            </w:r>
+          </w:p>
+        </w:tc>
+        <w:tc>
+          <w:tcPr/>
+          <w:p>
+            <w:pPr>
+              <w:pStyle w:val="Compact"/>
+              <w:jc w:val="left"/>
+            </w:pPr>
+            <w:r>
+              <w:t xml:space="preserve">review</w:t>
+            </w:r>
+          </w:p>
+        </w:tc>
+        <w:tc>
+          <w:tcPr/>
+          <w:p>
+            <w:pPr>
+              <w:pStyle w:val="Compact"/>
+              <w:jc w:val="left"/>
+            </w:pPr>
+            <w:r>
+              <w:t xml:space="preserve">list every role with its guard and attached-permission count — a one-glance map of the role catalog</w:t>
+            </w:r>
+          </w:p>
+        </w:tc>
+      </w:tr>
+      <w:tr>
+        <w:tc>
+          <w:tcPr/>
+          <w:p>
+            <w:pPr>
+              <w:pStyle w:val="Compact"/>
+              <w:jc w:val="left"/>
+            </w:pPr>
+            <w:r>
+              <w:rPr>
+                <w:rStyle w:val="VerbatimChar"/>
+              </w:rPr>
+              <w:t xml:space="preserve">user-show {user}</w:t>
+            </w:r>
+          </w:p>
+        </w:tc>
+        <w:tc>
+          <w:tcPr/>
+          <w:p>
+            <w:pPr>
+              <w:pStyle w:val="Compact"/>
+              <w:jc w:val="left"/>
+            </w:pPr>
+            <w:r>
+              <w:t xml:space="preserve">review</w:t>
+            </w:r>
+          </w:p>
+        </w:tc>
+        <w:tc>
+          <w:tcPr/>
+          <w:p>
+            <w:pPr>
+              <w:pStyle w:val="Compact"/>
+              <w:jc w:val="left"/>
+            </w:pPr>
+            <w:r>
+              <w:t xml:space="preserve">show one user's (</w:t>
+            </w:r>
+            <w:r>
+              <w:rPr>
+                <w:rStyle w:val="VerbatimChar"/>
+              </w:rPr>
+              <w:t xml:space="preserve">uid</w:t>
+            </w:r>
+            <w:r>
+              <w:t xml:space="preserve"> </w:t>
+            </w:r>
+            <w:r>
+              <w:t xml:space="preserve">or</w:t>
+            </w:r>
+            <w:r>
+              <w:t xml:space="preserve"> </w:t>
+            </w:r>
+            <w:r>
+              <w:rPr>
+                <w:rStyle w:val="VerbatimChar"/>
+              </w:rPr>
+              <w:t xml:space="preserve">email</w:t>
+            </w:r>
+            <w:r>
+              <w:t xml:space="preserve">) roles + effective (role-derived + direct) permissions on guard</w:t>
+            </w:r>
+            <w:r>
+              <w:t xml:space="preserve"> </w:t>
+            </w:r>
+            <w:r>
+              <w:rPr>
+                <w:rStyle w:val="VerbatimChar"/>
+              </w:rPr>
+              <w:t xml:space="preserve">web</w:t>
+            </w:r>
+            <w:r>
+              <w:t xml:space="preserve"> </w:t>
+            </w:r>
+            <w:r>
+              <w:t xml:space="preserve">— what a person can actually do before anyone touches a grant</w:t>
+            </w:r>
+          </w:p>
+        </w:tc>
+      </w:tr>
+    </w:tbl>
     <w:bookmarkEnd w:id="55"/>
     <w:bookmarkStart w:id="56" w:name="Xd4cf379f536431e08cb5d91389dd823c889948e"/>
     <w:p>

--- a/docs/as-built/docx/rbac.docx
+++ b/docs/as-built/docx/rbac.docx
@@ -880,7 +880,7 @@
               <a:graphicData uri="http://schemas.openxmlformats.org/drawingml/2006/picture">
                 <pic:pic>
                   <pic:nvPicPr>
-                    <pic:cNvPr descr="/tmp/docximg-d8ZS2x/rbac_md_1.png" id="22" name="Picture"/>
+                    <pic:cNvPr descr="/tmp/docximg-J7W2Aj/rbac_md_1.png" id="22" name="Picture"/>
                     <pic:cNvPicPr>
                       <a:picLocks noChangeArrowheads="1" noChangeAspect="1"/>
                     </pic:cNvPicPr>
@@ -951,7 +951,7 @@
               <a:graphicData uri="http://schemas.openxmlformats.org/drawingml/2006/picture">
                 <pic:pic>
                   <pic:nvPicPr>
-                    <pic:cNvPr descr="/tmp/docximg-d8ZS2x/rbac_md_2.png" id="25" name="Picture"/>
+                    <pic:cNvPr descr="/tmp/docximg-J7W2Aj/rbac_md_2.png" id="25" name="Picture"/>
                     <pic:cNvPicPr>
                       <a:picLocks noChangeArrowheads="1" noChangeAspect="1"/>
                     </pic:cNvPicPr>
@@ -1806,9 +1806,15 @@
         </w:rPr>
         <w:t xml:space="preserve">Who does what:</w:t>
       </w:r>
-      <w:r>
-        <w:t xml:space="preserve"> </w:t>
-      </w:r>
+    </w:p>
+    <w:p>
+      <w:pPr>
+        <w:numPr>
+          <w:ilvl w:val="0"/>
+          <w:numId w:val="1003"/>
+        </w:numPr>
+        <w:pStyle w:val="Compact"/>
+      </w:pPr>
       <w:r>
         <w:rPr>
           <w:rStyle w:val="VerbatimChar"/>
@@ -1834,13 +1840,19 @@
         <w:t xml:space="preserve"> </w:t>
       </w:r>
       <w:r>
-        <w:t xml:space="preserve">(ACTIVE), keeps each</w:t>
-      </w:r>
-      <w:r>
-        <w:t xml:space="preserve"> </w:t>
-      </w:r>
-      <w:r>
-        <w:t xml:space="preserve">action whose</w:t>
+        <w:t xml:space="preserve">(ACTIVE).</w:t>
+      </w:r>
+    </w:p>
+    <w:p>
+      <w:pPr>
+        <w:numPr>
+          <w:ilvl w:val="0"/>
+          <w:numId w:val="1003"/>
+        </w:numPr>
+        <w:pStyle w:val="Compact"/>
+      </w:pPr>
+      <w:r>
+        <w:t xml:space="preserve">Keeps each action whose</w:t>
       </w:r>
       <w:r>
         <w:t xml:space="preserve"> </w:t>
@@ -1880,7 +1892,19 @@
         <w:t xml:space="preserve">{actionCode, type, displayName, app}</w:t>
       </w:r>
       <w:r>
-        <w:t xml:space="preserve">. So the</w:t>
+        <w:t xml:space="preserve">.</w:t>
+      </w:r>
+    </w:p>
+    <w:p>
+      <w:pPr>
+        <w:numPr>
+          <w:ilvl w:val="0"/>
+          <w:numId w:val="1003"/>
+        </w:numPr>
+        <w:pStyle w:val="Compact"/>
+      </w:pPr>
+      <w:r>
+        <w:t xml:space="preserve">So the</w:t>
       </w:r>
       <w:r>
         <w:t xml:space="preserve"> </w:t>
@@ -1896,13 +1920,7 @@
         <w:t xml:space="preserve"> </w:t>
       </w:r>
       <w:r>
-        <w:t xml:space="preserve">BUTTON</w:t>
-      </w:r>
-      <w:r>
-        <w:t xml:space="preserve"> </w:t>
-      </w:r>
-      <w:r>
-        <w:t xml:space="preserve">(</w:t>
+        <w:t xml:space="preserve">BUTTON (</w:t>
       </w:r>
       <w:r>
         <w:rPr>
@@ -1911,37 +1929,31 @@
         <w:t xml:space="preserve">required_permission_code: workorder.assign</w:t>
       </w:r>
       <w:r>
-        <w:t xml:space="preserve">) renders for a DISPATCHER but is hidden for a</w:t>
-      </w:r>
-      <w:r>
-        <w:t xml:space="preserve"> </w:t>
-      </w:r>
-      <w:r>
-        <w:t xml:space="preserve">CUSTOMER_CARE_AGENT. The BO SPA calls this to build the menu and show/hide controls.</w:t>
-      </w:r>
-      <w:r>
-        <w:t xml:space="preserve"> </w:t>
-      </w:r>
+        <w:t xml:space="preserve">) renders for a DISPATCHER but is hidden for a CUSTOMER_CARE_AGENT.</w:t>
+      </w:r>
+    </w:p>
+    <w:p>
+      <w:pPr>
+        <w:numPr>
+          <w:ilvl w:val="0"/>
+          <w:numId w:val="1003"/>
+        </w:numPr>
+        <w:pStyle w:val="Compact"/>
+      </w:pPr>
+      <w:r>
+        <w:t xml:space="preserve">The BO SPA calls this to build the menu and show/hide controls.</w:t>
+      </w:r>
+    </w:p>
+    <w:p>
+      <w:pPr>
+        <w:pStyle w:val="FirstParagraph"/>
+      </w:pPr>
       <w:r>
         <w:rPr>
           <w:iCs/>
           <w:i/>
         </w:rPr>
-        <w:t xml:space="preserve">Visibility is UX,</w:t>
-      </w:r>
-      <w:r>
-        <w:rPr>
-          <w:iCs/>
-          <w:i/>
-        </w:rPr>
-        <w:t xml:space="preserve"> </w:t>
-      </w:r>
-      <w:r>
-        <w:rPr>
-          <w:iCs/>
-          <w:i/>
-        </w:rPr>
-        <w:t xml:space="preserve">never security — the API still enforces</w:t>
+        <w:t xml:space="preserve">Visibility is UX, never security — the API still enforces</w:t>
       </w:r>
       <w:r>
         <w:rPr>
@@ -2002,7 +2014,7 @@
               <a:graphicData uri="http://schemas.openxmlformats.org/drawingml/2006/picture">
                 <pic:pic>
                   <pic:nvPicPr>
-                    <pic:cNvPr descr="/tmp/docximg-d8ZS2x/rbac_md_3.png" id="35" name="Picture"/>
+                    <pic:cNvPr descr="/tmp/docximg-J7W2Aj/rbac_md_3.png" id="35" name="Picture"/>
                     <pic:cNvPicPr>
                       <a:picLocks noChangeArrowheads="1" noChangeAspect="1"/>
                     </pic:cNvPicPr>
@@ -16428,7 +16440,7 @@
       <w:pPr>
         <w:numPr>
           <w:ilvl w:val="0"/>
-          <w:numId w:val="1003"/>
+          <w:numId w:val="1004"/>
         </w:numPr>
         <w:pStyle w:val="Compact"/>
       </w:pPr>
@@ -16474,7 +16486,7 @@
       <w:pPr>
         <w:numPr>
           <w:ilvl w:val="0"/>
-          <w:numId w:val="1003"/>
+          <w:numId w:val="1004"/>
         </w:numPr>
         <w:pStyle w:val="Compact"/>
       </w:pPr>
@@ -16768,7 +16780,7 @@
       <w:pPr>
         <w:numPr>
           <w:ilvl w:val="0"/>
-          <w:numId w:val="1004"/>
+          <w:numId w:val="1005"/>
         </w:numPr>
         <w:pStyle w:val="Compact"/>
       </w:pPr>
@@ -16927,69 +16939,6 @@
       </w:r>
       <w:r>
         <w:t xml:space="preserve">.</w:t>
-      </w:r>
-    </w:p>
-    <w:p>
-      <w:pPr>
-        <w:numPr>
-          <w:ilvl w:val="0"/>
-          <w:numId w:val="1004"/>
-        </w:numPr>
-        <w:pStyle w:val="Compact"/>
-      </w:pPr>
-      <w:r>
-        <w:t xml:space="preserve">Single guard</w:t>
-      </w:r>
-      <w:r>
-        <w:t xml:space="preserve"> </w:t>
-      </w:r>
-      <w:r>
-        <w:rPr>
-          <w:rStyle w:val="VerbatimChar"/>
-          <w:bCs/>
-          <w:b/>
-        </w:rPr>
-        <w:t xml:space="preserve">web</w:t>
-      </w:r>
-      <w:r>
-        <w:t xml:space="preserve">;</w:t>
-      </w:r>
-      <w:r>
-        <w:t xml:space="preserve"> </w:t>
-      </w:r>
-      <w:r>
-        <w:rPr>
-          <w:rStyle w:val="VerbatimChar"/>
-        </w:rPr>
-        <w:t xml:space="preserve">SOPHIX_AUTH_DRIVER</w:t>
-      </w:r>
-      <w:r>
-        <w:t xml:space="preserve"> </w:t>
-      </w:r>
-      <w:r>
-        <w:t xml:space="preserve">(sanctum|keycloak) selects the authn front end.</w:t>
-      </w:r>
-    </w:p>
-    <w:p>
-      <w:pPr>
-        <w:numPr>
-          <w:ilvl w:val="0"/>
-          <w:numId w:val="1004"/>
-        </w:numPr>
-        <w:pStyle w:val="Compact"/>
-      </w:pPr>
-      <w:r>
-        <w:t xml:space="preserve">Frontend actions + role-matrix + scope assignments are operator data.</w:t>
-      </w:r>
-    </w:p>
-    <w:bookmarkEnd w:id="56"/>
-    <w:bookmarkStart w:id="57" w:name="X63a8d27571a07c76bbbdc15cf677d35be107ee2"/>
-    <w:p>
-      <w:pPr>
-        <w:pStyle w:val="Heading2"/>
-      </w:pPr>
-      <w:r>
-        <w:t xml:space="preserve">8. Cross-module dependencies</w:t>
       </w:r>
     </w:p>
     <w:p>
@@ -17001,17 +16950,21 @@
         <w:pStyle w:val="Compact"/>
       </w:pPr>
       <w:r>
-        <w:rPr>
+        <w:t xml:space="preserve">Single guard</w:t>
+      </w:r>
+      <w:r>
+        <w:t xml:space="preserve"> </w:t>
+      </w:r>
+      <w:r>
+        <w:rPr>
+          <w:rStyle w:val="VerbatimChar"/>
           <w:bCs/>
           <w:b/>
         </w:rPr>
-        <w:t xml:space="preserve">Used by →</w:t>
-      </w:r>
-      <w:r>
-        <w:t xml:space="preserve"> </w:t>
-      </w:r>
-      <w:r>
-        <w:t xml:space="preserve">all modules (the</w:t>
+        <w:t xml:space="preserve">web</w:t>
+      </w:r>
+      <w:r>
+        <w:t xml:space="preserve">;</w:t>
       </w:r>
       <w:r>
         <w:t xml:space="preserve"> </w:t>
@@ -17020,34 +16973,13 @@
         <w:rPr>
           <w:rStyle w:val="VerbatimChar"/>
         </w:rPr>
-        <w:t xml:space="preserve">permission</w:t>
-      </w:r>
-      <w:r>
-        <w:t xml:space="preserve">/</w:t>
-      </w:r>
-      <w:r>
-        <w:rPr>
-          <w:rStyle w:val="VerbatimChar"/>
-        </w:rPr>
-        <w:t xml:space="preserve">scope</w:t>
-      </w:r>
-      <w:r>
-        <w:t xml:space="preserve"> </w:t>
-      </w:r>
-      <w:r>
-        <w:t xml:space="preserve">middleware aliases in</w:t>
-      </w:r>
-      <w:r>
-        <w:t xml:space="preserve"> </w:t>
-      </w:r>
-      <w:r>
-        <w:rPr>
-          <w:rStyle w:val="VerbatimChar"/>
-        </w:rPr>
-        <w:t xml:space="preserve">bootstrap/app.php</w:t>
-      </w:r>
-      <w:r>
-        <w:t xml:space="preserve">).</w:t>
+        <w:t xml:space="preserve">SOPHIX_AUTH_DRIVER</w:t>
+      </w:r>
+      <w:r>
+        <w:t xml:space="preserve"> </w:t>
+      </w:r>
+      <w:r>
+        <w:t xml:space="preserve">(sanctum|keycloak) selects the authn front end.</w:t>
       </w:r>
     </w:p>
     <w:p>
@@ -17055,6 +16987,86 @@
         <w:numPr>
           <w:ilvl w:val="0"/>
           <w:numId w:val="1005"/>
+        </w:numPr>
+        <w:pStyle w:val="Compact"/>
+      </w:pPr>
+      <w:r>
+        <w:t xml:space="preserve">Frontend actions + role-matrix + scope assignments are operator data.</w:t>
+      </w:r>
+    </w:p>
+    <w:bookmarkEnd w:id="56"/>
+    <w:bookmarkStart w:id="57" w:name="X63a8d27571a07c76bbbdc15cf677d35be107ee2"/>
+    <w:p>
+      <w:pPr>
+        <w:pStyle w:val="Heading2"/>
+      </w:pPr>
+      <w:r>
+        <w:t xml:space="preserve">8. Cross-module dependencies</w:t>
+      </w:r>
+    </w:p>
+    <w:p>
+      <w:pPr>
+        <w:numPr>
+          <w:ilvl w:val="0"/>
+          <w:numId w:val="1006"/>
+        </w:numPr>
+        <w:pStyle w:val="Compact"/>
+      </w:pPr>
+      <w:r>
+        <w:rPr>
+          <w:bCs/>
+          <w:b/>
+        </w:rPr>
+        <w:t xml:space="preserve">Used by →</w:t>
+      </w:r>
+      <w:r>
+        <w:t xml:space="preserve"> </w:t>
+      </w:r>
+      <w:r>
+        <w:t xml:space="preserve">all modules (the</w:t>
+      </w:r>
+      <w:r>
+        <w:t xml:space="preserve"> </w:t>
+      </w:r>
+      <w:r>
+        <w:rPr>
+          <w:rStyle w:val="VerbatimChar"/>
+        </w:rPr>
+        <w:t xml:space="preserve">permission</w:t>
+      </w:r>
+      <w:r>
+        <w:t xml:space="preserve">/</w:t>
+      </w:r>
+      <w:r>
+        <w:rPr>
+          <w:rStyle w:val="VerbatimChar"/>
+        </w:rPr>
+        <w:t xml:space="preserve">scope</w:t>
+      </w:r>
+      <w:r>
+        <w:t xml:space="preserve"> </w:t>
+      </w:r>
+      <w:r>
+        <w:t xml:space="preserve">middleware aliases in</w:t>
+      </w:r>
+      <w:r>
+        <w:t xml:space="preserve"> </w:t>
+      </w:r>
+      <w:r>
+        <w:rPr>
+          <w:rStyle w:val="VerbatimChar"/>
+        </w:rPr>
+        <w:t xml:space="preserve">bootstrap/app.php</w:t>
+      </w:r>
+      <w:r>
+        <w:t xml:space="preserve">).</w:t>
+      </w:r>
+    </w:p>
+    <w:p>
+      <w:pPr>
+        <w:numPr>
+          <w:ilvl w:val="0"/>
+          <w:numId w:val="1006"/>
         </w:numPr>
         <w:pStyle w:val="Compact"/>
       </w:pPr>
@@ -17509,7 +17521,7 @@
       <w:pPr>
         <w:numPr>
           <w:ilvl w:val="0"/>
-          <w:numId w:val="1006"/>
+          <w:numId w:val="1007"/>
         </w:numPr>
         <w:pStyle w:val="Compact"/>
       </w:pPr>
@@ -17554,7 +17566,7 @@
       <w:pPr>
         <w:numPr>
           <w:ilvl w:val="0"/>
-          <w:numId w:val="1006"/>
+          <w:numId w:val="1007"/>
         </w:numPr>
         <w:pStyle w:val="Compact"/>
       </w:pPr>
@@ -17910,7 +17922,34 @@
     </w:lvlOverride>
   </w:num>
   <w:num w:numId="1003">
-    <w:abstractNumId w:val="991"/>
+    <w:abstractNumId w:val="99411"/>
+    <w:lvlOverride w:ilvl="0">
+      <w:startOverride w:val="1"/>
+    </w:lvlOverride>
+    <w:lvlOverride w:ilvl="1">
+      <w:startOverride w:val="1"/>
+    </w:lvlOverride>
+    <w:lvlOverride w:ilvl="2">
+      <w:startOverride w:val="1"/>
+    </w:lvlOverride>
+    <w:lvlOverride w:ilvl="3">
+      <w:startOverride w:val="1"/>
+    </w:lvlOverride>
+    <w:lvlOverride w:ilvl="4">
+      <w:startOverride w:val="1"/>
+    </w:lvlOverride>
+    <w:lvlOverride w:ilvl="5">
+      <w:startOverride w:val="1"/>
+    </w:lvlOverride>
+    <w:lvlOverride w:ilvl="6">
+      <w:startOverride w:val="1"/>
+    </w:lvlOverride>
+    <w:lvlOverride w:ilvl="7">
+      <w:startOverride w:val="1"/>
+    </w:lvlOverride>
+    <w:lvlOverride w:ilvl="8">
+      <w:startOverride w:val="1"/>
+    </w:lvlOverride>
   </w:num>
   <w:num w:numId="1004">
     <w:abstractNumId w:val="991"/>
@@ -17919,6 +17958,9 @@
     <w:abstractNumId w:val="991"/>
   </w:num>
   <w:num w:numId="1006">
+    <w:abstractNumId w:val="991"/>
+  </w:num>
+  <w:num w:numId="1007">
     <w:abstractNumId w:val="991"/>
   </w:num>
 </w:numbering>
